--- a/PMF17_Tracao_Expansao.docx
+++ b/PMF17_Tracao_Expansao.docx
@@ -121,7 +121,7 @@
               <w:bottom w:color="000000" w:space="0" w:sz="0" w:val="nil"/>
               <w:right w:color="000000" w:space="0" w:sz="0" w:val="nil"/>
             </w:tcBorders>
-            <w:shd w:fill="eeeeee" w:val="clear"/>
+            <w:shd w:fill="d6e0db" w:val="clear"/>
             <w:tcMar>
               <w:top w:w="160.0" w:type="dxa"/>
               <w:left w:w="260.0" w:type="dxa"/>
@@ -338,7 +338,7 @@
               <w:bottom w:color="d8d8d8" w:space="0" w:sz="4" w:val="single"/>
               <w:right w:color="d8d8d8" w:space="0" w:sz="4" w:val="single"/>
             </w:tcBorders>
-            <w:shd w:fill="f7f7f7" w:val="clear"/>
+            <w:shd w:fill="dee8e3" w:val="clear"/>
             <w:tcMar>
               <w:top w:w="90.0" w:type="dxa"/>
               <w:left w:w="160.0" w:type="dxa"/>
@@ -453,7 +453,7 @@
               <w:bottom w:color="d8d8d8" w:space="0" w:sz="4" w:val="single"/>
               <w:right w:color="d8d8d8" w:space="0" w:sz="4" w:val="single"/>
             </w:tcBorders>
-            <w:shd w:fill="f7f7f7" w:val="clear"/>
+            <w:shd w:fill="dee8e3" w:val="clear"/>
             <w:tcMar>
               <w:top w:w="90.0" w:type="dxa"/>
               <w:left w:w="160.0" w:type="dxa"/>
@@ -592,7 +592,7 @@
               <w:bottom w:color="d8d8d8" w:space="0" w:sz="4" w:val="single"/>
               <w:right w:color="d8d8d8" w:space="0" w:sz="4" w:val="single"/>
             </w:tcBorders>
-            <w:shd w:fill="f7f7f7" w:val="clear"/>
+            <w:shd w:fill="dee8e3" w:val="clear"/>
             <w:tcMar>
               <w:top w:w="90.0" w:type="dxa"/>
               <w:left w:w="160.0" w:type="dxa"/>
@@ -827,7 +827,7 @@
               <w:bottom w:color="d8d8d8" w:space="0" w:sz="4" w:val="single"/>
               <w:right w:color="d8d8d8" w:space="0" w:sz="4" w:val="single"/>
             </w:tcBorders>
-            <w:shd w:fill="f2f2f2" w:val="clear"/>
+            <w:shd w:fill="dae4df" w:val="clear"/>
             <w:tcMar>
               <w:top w:w="100.0" w:type="dxa"/>
               <w:left w:w="200.0" w:type="dxa"/>
@@ -987,7 +987,7 @@
               <w:bottom w:color="d8d8d8" w:space="0" w:sz="4" w:val="single"/>
               <w:right w:color="d8d8d8" w:space="0" w:sz="4" w:val="single"/>
             </w:tcBorders>
-            <w:shd w:fill="f2f2f2" w:val="clear"/>
+            <w:shd w:fill="dae4df" w:val="clear"/>
             <w:tcMar>
               <w:top w:w="100.0" w:type="dxa"/>
               <w:left w:w="200.0" w:type="dxa"/>
@@ -1147,7 +1147,7 @@
               <w:bottom w:color="d8d8d8" w:space="0" w:sz="4" w:val="single"/>
               <w:right w:color="d8d8d8" w:space="0" w:sz="4" w:val="single"/>
             </w:tcBorders>
-            <w:shd w:fill="f2f2f2" w:val="clear"/>
+            <w:shd w:fill="dae4df" w:val="clear"/>
             <w:tcMar>
               <w:top w:w="100.0" w:type="dxa"/>
               <w:left w:w="200.0" w:type="dxa"/>
@@ -1307,7 +1307,7 @@
               <w:bottom w:color="d8d8d8" w:space="0" w:sz="4" w:val="single"/>
               <w:right w:color="d8d8d8" w:space="0" w:sz="4" w:val="single"/>
             </w:tcBorders>
-            <w:shd w:fill="f2f2f2" w:val="clear"/>
+            <w:shd w:fill="dae4df" w:val="clear"/>
             <w:tcMar>
               <w:top w:w="100.0" w:type="dxa"/>
               <w:left w:w="200.0" w:type="dxa"/>
@@ -1491,7 +1491,7 @@
               <w:bottom w:color="d8d8d8" w:space="0" w:sz="4" w:val="single"/>
               <w:right w:color="d8d8d8" w:space="0" w:sz="4" w:val="single"/>
             </w:tcBorders>
-            <w:shd w:fill="f2f2f2" w:val="clear"/>
+            <w:shd w:fill="dae4df" w:val="clear"/>
             <w:tcMar>
               <w:top w:w="100.0" w:type="dxa"/>
               <w:left w:w="200.0" w:type="dxa"/>
@@ -1663,7 +1663,7 @@
               <w:bottom w:color="d8d8d8" w:space="0" w:sz="4" w:val="single"/>
               <w:right w:color="d8d8d8" w:space="0" w:sz="4" w:val="single"/>
             </w:tcBorders>
-            <w:shd w:fill="f2f2f2" w:val="clear"/>
+            <w:shd w:fill="dae4df" w:val="clear"/>
             <w:tcMar>
               <w:top w:w="100.0" w:type="dxa"/>
               <w:left w:w="200.0" w:type="dxa"/>
@@ -1835,7 +1835,7 @@
               <w:bottom w:color="d8d8d8" w:space="0" w:sz="4" w:val="single"/>
               <w:right w:color="d8d8d8" w:space="0" w:sz="4" w:val="single"/>
             </w:tcBorders>
-            <w:shd w:fill="f2f2f2" w:val="clear"/>
+            <w:shd w:fill="dae4df" w:val="clear"/>
             <w:tcMar>
               <w:top w:w="100.0" w:type="dxa"/>
               <w:left w:w="200.0" w:type="dxa"/>
@@ -2353,7 +2353,7 @@
               <w:bottom w:color="d8d8d8" w:space="0" w:sz="4" w:val="single"/>
               <w:right w:color="d8d8d8" w:space="0" w:sz="4" w:val="single"/>
             </w:tcBorders>
-            <w:shd w:fill="f7f7f7" w:val="clear"/>
+            <w:shd w:fill="dee8e3" w:val="clear"/>
             <w:tcMar>
               <w:top w:w="60.0" w:type="dxa"/>
               <w:left w:w="60.0" w:type="dxa"/>
@@ -2382,7 +2382,7 @@
               <w:bottom w:color="d8d8d8" w:space="0" w:sz="4" w:val="single"/>
               <w:right w:color="d8d8d8" w:space="0" w:sz="4" w:val="single"/>
             </w:tcBorders>
-            <w:shd w:fill="f7f7f7" w:val="clear"/>
+            <w:shd w:fill="dee8e3" w:val="clear"/>
             <w:tcMar>
               <w:top w:w="60.0" w:type="dxa"/>
               <w:left w:w="60.0" w:type="dxa"/>
@@ -2424,7 +2424,7 @@
               <w:bottom w:color="d8d8d8" w:space="0" w:sz="4" w:val="single"/>
               <w:right w:color="d8d8d8" w:space="0" w:sz="4" w:val="single"/>
             </w:tcBorders>
-            <w:shd w:fill="f7f7f7" w:val="clear"/>
+            <w:shd w:fill="dee8e3" w:val="clear"/>
             <w:tcMar>
               <w:top w:w="60.0" w:type="dxa"/>
               <w:left w:w="60.0" w:type="dxa"/>
@@ -2453,7 +2453,7 @@
               <w:bottom w:color="d8d8d8" w:space="0" w:sz="4" w:val="single"/>
               <w:right w:color="d8d8d8" w:space="0" w:sz="4" w:val="single"/>
             </w:tcBorders>
-            <w:shd w:fill="f7f7f7" w:val="clear"/>
+            <w:shd w:fill="dee8e3" w:val="clear"/>
             <w:tcMar>
               <w:top w:w="60.0" w:type="dxa"/>
               <w:left w:w="60.0" w:type="dxa"/>
@@ -2482,7 +2482,7 @@
               <w:bottom w:color="d8d8d8" w:space="0" w:sz="4" w:val="single"/>
               <w:right w:color="d8d8d8" w:space="0" w:sz="4" w:val="single"/>
             </w:tcBorders>
-            <w:shd w:fill="f7f7f7" w:val="clear"/>
+            <w:shd w:fill="dee8e3" w:val="clear"/>
             <w:tcMar>
               <w:top w:w="60.0" w:type="dxa"/>
               <w:left w:w="60.0" w:type="dxa"/>
@@ -2511,7 +2511,7 @@
               <w:bottom w:color="d8d8d8" w:space="0" w:sz="4" w:val="single"/>
               <w:right w:color="d8d8d8" w:space="0" w:sz="4" w:val="single"/>
             </w:tcBorders>
-            <w:shd w:fill="f7f7f7" w:val="clear"/>
+            <w:shd w:fill="dee8e3" w:val="clear"/>
             <w:tcMar>
               <w:top w:w="60.0" w:type="dxa"/>
               <w:left w:w="60.0" w:type="dxa"/>
@@ -2540,7 +2540,7 @@
               <w:bottom w:color="d8d8d8" w:space="0" w:sz="4" w:val="single"/>
               <w:right w:color="d8d8d8" w:space="0" w:sz="4" w:val="single"/>
             </w:tcBorders>
-            <w:shd w:fill="f7f7f7" w:val="clear"/>
+            <w:shd w:fill="dee8e3" w:val="clear"/>
             <w:tcMar>
               <w:top w:w="60.0" w:type="dxa"/>
               <w:left w:w="60.0" w:type="dxa"/>
@@ -2569,7 +2569,7 @@
               <w:bottom w:color="d8d8d8" w:space="0" w:sz="4" w:val="single"/>
               <w:right w:color="d8d8d8" w:space="0" w:sz="4" w:val="single"/>
             </w:tcBorders>
-            <w:shd w:fill="f7f7f7" w:val="clear"/>
+            <w:shd w:fill="dee8e3" w:val="clear"/>
             <w:tcMar>
               <w:top w:w="60.0" w:type="dxa"/>
               <w:left w:w="60.0" w:type="dxa"/>
@@ -2857,7 +2857,7 @@
               <w:bottom w:color="d8d8d8" w:space="0" w:sz="4" w:val="single"/>
               <w:right w:color="d8d8d8" w:space="0" w:sz="4" w:val="single"/>
             </w:tcBorders>
-            <w:shd w:fill="f7f7f7" w:val="clear"/>
+            <w:shd w:fill="dee8e3" w:val="clear"/>
             <w:tcMar>
               <w:top w:w="60.0" w:type="dxa"/>
               <w:left w:w="60.0" w:type="dxa"/>
@@ -2886,7 +2886,7 @@
               <w:bottom w:color="d8d8d8" w:space="0" w:sz="4" w:val="single"/>
               <w:right w:color="d8d8d8" w:space="0" w:sz="4" w:val="single"/>
             </w:tcBorders>
-            <w:shd w:fill="f7f7f7" w:val="clear"/>
+            <w:shd w:fill="dee8e3" w:val="clear"/>
             <w:tcMar>
               <w:top w:w="60.0" w:type="dxa"/>
               <w:left w:w="60.0" w:type="dxa"/>
@@ -2928,7 +2928,7 @@
               <w:bottom w:color="d8d8d8" w:space="0" w:sz="4" w:val="single"/>
               <w:right w:color="d8d8d8" w:space="0" w:sz="4" w:val="single"/>
             </w:tcBorders>
-            <w:shd w:fill="f7f7f7" w:val="clear"/>
+            <w:shd w:fill="dee8e3" w:val="clear"/>
             <w:tcMar>
               <w:top w:w="60.0" w:type="dxa"/>
               <w:left w:w="60.0" w:type="dxa"/>
@@ -2957,7 +2957,7 @@
               <w:bottom w:color="d8d8d8" w:space="0" w:sz="4" w:val="single"/>
               <w:right w:color="d8d8d8" w:space="0" w:sz="4" w:val="single"/>
             </w:tcBorders>
-            <w:shd w:fill="f7f7f7" w:val="clear"/>
+            <w:shd w:fill="dee8e3" w:val="clear"/>
             <w:tcMar>
               <w:top w:w="60.0" w:type="dxa"/>
               <w:left w:w="60.0" w:type="dxa"/>
@@ -2986,7 +2986,7 @@
               <w:bottom w:color="d8d8d8" w:space="0" w:sz="4" w:val="single"/>
               <w:right w:color="d8d8d8" w:space="0" w:sz="4" w:val="single"/>
             </w:tcBorders>
-            <w:shd w:fill="f7f7f7" w:val="clear"/>
+            <w:shd w:fill="dee8e3" w:val="clear"/>
             <w:tcMar>
               <w:top w:w="60.0" w:type="dxa"/>
               <w:left w:w="60.0" w:type="dxa"/>
@@ -3015,7 +3015,7 @@
               <w:bottom w:color="d8d8d8" w:space="0" w:sz="4" w:val="single"/>
               <w:right w:color="d8d8d8" w:space="0" w:sz="4" w:val="single"/>
             </w:tcBorders>
-            <w:shd w:fill="f7f7f7" w:val="clear"/>
+            <w:shd w:fill="dee8e3" w:val="clear"/>
             <w:tcMar>
               <w:top w:w="60.0" w:type="dxa"/>
               <w:left w:w="60.0" w:type="dxa"/>
@@ -3044,7 +3044,7 @@
               <w:bottom w:color="d8d8d8" w:space="0" w:sz="4" w:val="single"/>
               <w:right w:color="d8d8d8" w:space="0" w:sz="4" w:val="single"/>
             </w:tcBorders>
-            <w:shd w:fill="f7f7f7" w:val="clear"/>
+            <w:shd w:fill="dee8e3" w:val="clear"/>
             <w:tcMar>
               <w:top w:w="60.0" w:type="dxa"/>
               <w:left w:w="60.0" w:type="dxa"/>
@@ -3073,7 +3073,7 @@
               <w:bottom w:color="d8d8d8" w:space="0" w:sz="4" w:val="single"/>
               <w:right w:color="d8d8d8" w:space="0" w:sz="4" w:val="single"/>
             </w:tcBorders>
-            <w:shd w:fill="f7f7f7" w:val="clear"/>
+            <w:shd w:fill="dee8e3" w:val="clear"/>
             <w:tcMar>
               <w:top w:w="60.0" w:type="dxa"/>
               <w:left w:w="60.0" w:type="dxa"/>
@@ -3416,7 +3416,7 @@
               <w:bottom w:color="000000" w:space="0" w:sz="0" w:val="nil"/>
               <w:right w:color="000000" w:space="0" w:sz="0" w:val="nil"/>
             </w:tcBorders>
-            <w:shd w:fill="eeeeee" w:val="clear"/>
+            <w:shd w:fill="d6e0db" w:val="clear"/>
             <w:tcMar>
               <w:top w:w="160.0" w:type="dxa"/>
               <w:left w:w="260.0" w:type="dxa"/>
@@ -3691,7 +3691,7 @@
       <w:rPr/>
       <w:drawing>
         <wp:inline distB="114300" distT="114300" distL="114300" distR="114300">
-          <wp:extent cx="1106897" cy="623888"/>
+          <wp:extent cx="1911049" cy="623888"/>
           <wp:effectExtent b="0" l="0" r="0" t="0"/>
           <wp:docPr id="1" name="image1.png"/>
           <a:graphic>
@@ -3703,7 +3703,7 @@
                 </pic:nvPicPr>
                 <pic:blipFill>
                   <a:blip r:embed="rId1"/>
-                  <a:srcRect b="27972" l="11329" r="12428" t="30420"/>
+                  <a:srcRect b="0" l="0" r="0" t="0"/>
                   <a:stretch>
                     <a:fillRect/>
                   </a:stretch>
@@ -3711,7 +3711,7 @@
                 <pic:spPr>
                   <a:xfrm>
                     <a:off x="0" y="0"/>
-                    <a:ext cx="1106897" cy="623888"/>
+                    <a:ext cx="1911049" cy="623888"/>
                   </a:xfrm>
                   <a:prstGeom prst="rect"/>
                   <a:ln/>
